--- a/reference.docx
+++ b/reference.docx
@@ -485,7 +485,7 @@
   <w:docDefaults>
     <w:rPrDefault>
       <w:rPr>
-        <w:rFonts w:asciiTheme="minorHAnsi" w:eastAsiaTheme="minorEastAsia" w:hAnsiTheme="minorHAnsi" w:cstheme="minorBidi"/>
+        <w:rFonts w:eastAsiaTheme="minorEastAsia" w:cstheme="minorBidi" w:ascii="Times New Roman" w:hAnsi="Times New Roman"/>
         <w:sz w:val="24"/>
         <w:szCs w:val="24"/>
         <w:lang w:val="en-US" w:eastAsia="zh-CN" w:bidi="ar-SA"/>
@@ -547,9 +547,9 @@
       <w:jc w:val="center"/>
     </w:pPr>
     <w:rPr>
-      <w:rFonts w:asciiTheme="majorHAnsi" w:eastAsiaTheme="majorEastAsia" w:hAnsiTheme="majorHAnsi" w:cstheme="majorBidi"/>
-      <w:sz w:val="56"/>
-      <w:szCs w:val="56"/>
+      <w:rFonts w:eastAsiaTheme="majorEastAsia" w:cstheme="majorBidi" w:ascii="Times New Roman" w:hAnsi="Times New Roman"/>
+      <w:sz w:val="28"/>
+      <w:szCs w:val="28"/>
     </w:rPr>
   </w:style>
   <w:style w:type="character" w:customStyle="1" w:styleId="TitleChar">
@@ -559,9 +559,9 @@
     <w:uiPriority w:val="10"/>
     <w:rsid w:val="00A10FD9"/>
     <w:rPr>
-      <w:rFonts w:asciiTheme="majorHAnsi" w:eastAsiaTheme="majorEastAsia" w:hAnsiTheme="majorHAnsi" w:cstheme="majorBidi"/>
-      <w:sz w:val="56"/>
-      <w:szCs w:val="56"/>
+      <w:rFonts w:eastAsiaTheme="majorEastAsia" w:cstheme="majorBidi" w:ascii="Times New Roman" w:hAnsi="Times New Roman"/>
+      <w:sz w:val="28"/>
+      <w:szCs w:val="28"/>
     </w:rPr>
   </w:style>
   <w:style w:type="paragraph" w:styleId="Subtitle">
@@ -578,7 +578,7 @@
       </w:numPr>
     </w:pPr>
     <w:rPr>
-      <w:rFonts w:eastAsiaTheme="majorEastAsia" w:cstheme="majorBidi"/>
+      <w:rFonts w:eastAsiaTheme="majorEastAsia" w:cstheme="majorBidi" w:ascii="Times New Roman" w:hAnsi="Times New Roman"/>
       <w:spacing w:val="15"/>
       <w:sz w:val="28"/>
       <w:szCs w:val="28"/>
@@ -591,8 +591,8 @@
     <w:uiPriority w:val="11"/>
     <w:rsid w:val="00A10FD9"/>
     <w:rPr>
-      <w:rFonts w:eastAsiaTheme="majorEastAsia" w:cstheme="majorBidi"/>
-      <w:color w:val="595959" w:themeColor="text1" w:themeTint="A6"/>
+      <w:rFonts w:eastAsiaTheme="majorEastAsia" w:cstheme="majorBidi" w:ascii="Times New Roman" w:hAnsi="Times New Roman"/>
+      <w:color w:val="000000" w:themeTint="A6"/>
       <w:spacing w:val="15"/>
       <w:sz w:val="28"/>
       <w:szCs w:val="28"/>
@@ -681,10 +681,10 @@
       <w:outlineLvl w:val="0"/>
     </w:pPr>
     <w:rPr>
-      <w:rFonts w:asciiTheme="majorHAnsi" w:eastAsiaTheme="majorEastAsia" w:hAnsiTheme="majorHAnsi" w:cstheme="majorBidi"/>
-      <w:color w:val="0F4761" w:themeColor="accent1" w:themeShade="BF"/>
-      <w:sz w:val="40"/>
-      <w:szCs w:val="40"/>
+      <w:rFonts w:eastAsiaTheme="majorEastAsia" w:cstheme="majorBidi" w:ascii="Times New Roman" w:hAnsi="Times New Roman"/>
+      <w:color w:val="000000"/>
+      <w:sz w:val="28"/>
+      <w:szCs w:val="28"/>
     </w:rPr>
   </w:style>
   <w:style w:type="paragraph" w:styleId="Heading2">
@@ -704,10 +704,10 @@
       <w:outlineLvl w:val="1"/>
     </w:pPr>
     <w:rPr>
-      <w:rFonts w:asciiTheme="majorHAnsi" w:eastAsiaTheme="majorEastAsia" w:hAnsiTheme="majorHAnsi" w:cstheme="majorBidi"/>
-      <w:color w:val="0F4761" w:themeColor="accent1" w:themeShade="BF"/>
-      <w:sz w:val="32"/>
-      <w:szCs w:val="32"/>
+      <w:rFonts w:eastAsiaTheme="majorEastAsia" w:cstheme="majorBidi" w:ascii="Times New Roman" w:hAnsi="Times New Roman"/>
+      <w:color w:val="000000"/>
+      <w:sz w:val="26"/>
+      <w:szCs w:val="26"/>
     </w:rPr>
   </w:style>
   <w:style w:type="paragraph" w:styleId="Heading3">
@@ -727,10 +727,10 @@
       <w:outlineLvl w:val="2"/>
     </w:pPr>
     <w:rPr>
-      <w:rFonts w:eastAsiaTheme="majorEastAsia" w:cstheme="majorBidi"/>
-      <w:color w:val="0F4761" w:themeColor="accent1" w:themeShade="BF"/>
-      <w:sz w:val="28"/>
-      <w:szCs w:val="28"/>
+      <w:rFonts w:eastAsiaTheme="majorEastAsia" w:cstheme="majorBidi" w:ascii="Times New Roman" w:hAnsi="Times New Roman"/>
+      <w:color w:val="000000"/>
+      <w:sz w:val="24"/>
+      <w:szCs w:val="24"/>
     </w:rPr>
   </w:style>
   <w:style w:type="paragraph" w:styleId="Heading4">
@@ -750,10 +750,10 @@
       <w:outlineLvl w:val="3"/>
     </w:pPr>
     <w:rPr>
-      <w:rFonts w:eastAsiaTheme="majorEastAsia" w:cstheme="majorBidi"/>
+      <w:rFonts w:eastAsiaTheme="majorEastAsia" w:cstheme="majorBidi" w:ascii="Times New Roman" w:hAnsi="Times New Roman"/>
       <w:i/>
       <w:iCs/>
-      <w:color w:val="0F4761" w:themeColor="accent1" w:themeShade="BF"/>
+      <w:color w:val="000000"/>
     </w:rPr>
   </w:style>
   <w:style w:type="paragraph" w:styleId="Heading5">
@@ -773,8 +773,8 @@
       <w:outlineLvl w:val="4"/>
     </w:pPr>
     <w:rPr>
-      <w:rFonts w:eastAsiaTheme="majorEastAsia" w:cstheme="majorBidi"/>
-      <w:color w:val="0F4761" w:themeColor="accent1" w:themeShade="BF"/>
+      <w:rFonts w:eastAsiaTheme="majorEastAsia" w:cstheme="majorBidi" w:ascii="Times New Roman" w:hAnsi="Times New Roman"/>
+      <w:color w:val="000000"/>
     </w:rPr>
   </w:style>
   <w:style w:type="paragraph" w:styleId="Heading6">
@@ -794,10 +794,10 @@
       <w:outlineLvl w:val="5"/>
     </w:pPr>
     <w:rPr>
-      <w:rFonts w:eastAsiaTheme="majorEastAsia" w:cstheme="majorBidi"/>
+      <w:rFonts w:eastAsiaTheme="majorEastAsia" w:cstheme="majorBidi" w:ascii="Times New Roman" w:hAnsi="Times New Roman"/>
       <w:i/>
       <w:iCs/>
-      <w:color w:val="595959" w:themeColor="text1" w:themeTint="A6"/>
+      <w:color w:val="000000" w:themeTint="A6"/>
     </w:rPr>
   </w:style>
   <w:style w:type="paragraph" w:styleId="Heading7">
@@ -817,8 +817,8 @@
       <w:outlineLvl w:val="6"/>
     </w:pPr>
     <w:rPr>
-      <w:rFonts w:eastAsiaTheme="majorEastAsia" w:cstheme="majorBidi"/>
-      <w:color w:val="595959" w:themeColor="text1" w:themeTint="A6"/>
+      <w:rFonts w:eastAsiaTheme="majorEastAsia" w:cstheme="majorBidi" w:ascii="Times New Roman" w:hAnsi="Times New Roman"/>
+      <w:color w:val="000000" w:themeTint="A6"/>
     </w:rPr>
   </w:style>
   <w:style w:type="paragraph" w:styleId="Heading8">
@@ -838,10 +838,10 @@
       <w:outlineLvl w:val="7"/>
     </w:pPr>
     <w:rPr>
-      <w:rFonts w:eastAsiaTheme="majorEastAsia" w:cstheme="majorBidi"/>
+      <w:rFonts w:eastAsiaTheme="majorEastAsia" w:cstheme="majorBidi" w:ascii="Times New Roman" w:hAnsi="Times New Roman"/>
       <w:i/>
       <w:iCs/>
-      <w:color w:val="272727" w:themeColor="text1" w:themeTint="D8"/>
+      <w:color w:val="000000" w:themeTint="D8"/>
     </w:rPr>
   </w:style>
   <w:style w:type="paragraph" w:styleId="Heading9">
@@ -861,8 +861,8 @@
       <w:outlineLvl w:val="8"/>
     </w:pPr>
     <w:rPr>
-      <w:rFonts w:eastAsiaTheme="majorEastAsia" w:cstheme="majorBidi"/>
-      <w:color w:val="272727" w:themeColor="text1" w:themeTint="D8"/>
+      <w:rFonts w:eastAsiaTheme="majorEastAsia" w:cstheme="majorBidi" w:ascii="Times New Roman" w:hAnsi="Times New Roman"/>
+      <w:color w:val="000000" w:themeTint="D8"/>
     </w:rPr>
   </w:style>
   <w:style w:type="character" w:customStyle="1" w:styleId="Heading1Char">
@@ -872,10 +872,10 @@
     <w:uiPriority w:val="9"/>
     <w:rsid w:val="00A10FD9"/>
     <w:rPr>
-      <w:rFonts w:asciiTheme="majorHAnsi" w:eastAsiaTheme="majorEastAsia" w:hAnsiTheme="majorHAnsi" w:cstheme="majorBidi"/>
-      <w:color w:val="0F4761" w:themeColor="accent1" w:themeShade="BF"/>
-      <w:sz w:val="40"/>
-      <w:szCs w:val="40"/>
+      <w:rFonts w:eastAsiaTheme="majorEastAsia" w:cstheme="majorBidi" w:ascii="Times New Roman" w:hAnsi="Times New Roman"/>
+      <w:color w:val="000000"/>
+      <w:sz w:val="28"/>
+      <w:szCs w:val="28"/>
     </w:rPr>
   </w:style>
   <w:style w:type="character" w:customStyle="1" w:styleId="Heading2Char">
@@ -886,10 +886,10 @@
     <w:semiHidden/>
     <w:rsid w:val="00A10FD9"/>
     <w:rPr>
-      <w:rFonts w:asciiTheme="majorHAnsi" w:eastAsiaTheme="majorEastAsia" w:hAnsiTheme="majorHAnsi" w:cstheme="majorBidi"/>
-      <w:color w:val="0F4761" w:themeColor="accent1" w:themeShade="BF"/>
-      <w:sz w:val="32"/>
-      <w:szCs w:val="32"/>
+      <w:rFonts w:eastAsiaTheme="majorEastAsia" w:cstheme="majorBidi" w:ascii="Times New Roman" w:hAnsi="Times New Roman"/>
+      <w:color w:val="000000"/>
+      <w:sz w:val="26"/>
+      <w:szCs w:val="26"/>
     </w:rPr>
   </w:style>
   <w:style w:type="character" w:customStyle="1" w:styleId="Heading3Char">
@@ -900,10 +900,10 @@
     <w:semiHidden/>
     <w:rsid w:val="00A10FD9"/>
     <w:rPr>
-      <w:rFonts w:eastAsiaTheme="majorEastAsia" w:cstheme="majorBidi"/>
-      <w:color w:val="0F4761" w:themeColor="accent1" w:themeShade="BF"/>
-      <w:sz w:val="28"/>
-      <w:szCs w:val="28"/>
+      <w:rFonts w:eastAsiaTheme="majorEastAsia" w:cstheme="majorBidi" w:ascii="Times New Roman" w:hAnsi="Times New Roman"/>
+      <w:color w:val="000000"/>
+      <w:sz w:val="24"/>
+      <w:szCs w:val="24"/>
     </w:rPr>
   </w:style>
   <w:style w:type="character" w:customStyle="1" w:styleId="Heading4Char">
@@ -914,10 +914,10 @@
     <w:semiHidden/>
     <w:rsid w:val="00A10FD9"/>
     <w:rPr>
-      <w:rFonts w:eastAsiaTheme="majorEastAsia" w:cstheme="majorBidi"/>
+      <w:rFonts w:eastAsiaTheme="majorEastAsia" w:cstheme="majorBidi" w:ascii="Times New Roman" w:hAnsi="Times New Roman"/>
       <w:i/>
       <w:iCs/>
-      <w:color w:val="0F4761" w:themeColor="accent1" w:themeShade="BF"/>
+      <w:color w:val="000000"/>
     </w:rPr>
   </w:style>
   <w:style w:type="character" w:customStyle="1" w:styleId="Heading5Char">
@@ -928,8 +928,8 @@
     <w:semiHidden/>
     <w:rsid w:val="00A10FD9"/>
     <w:rPr>
-      <w:rFonts w:eastAsiaTheme="majorEastAsia" w:cstheme="majorBidi"/>
-      <w:color w:val="0F4761" w:themeColor="accent1" w:themeShade="BF"/>
+      <w:rFonts w:eastAsiaTheme="majorEastAsia" w:cstheme="majorBidi" w:ascii="Times New Roman" w:hAnsi="Times New Roman"/>
+      <w:color w:val="000000"/>
     </w:rPr>
   </w:style>
   <w:style w:type="character" w:customStyle="1" w:styleId="Heading6Char">
@@ -940,10 +940,10 @@
     <w:semiHidden/>
     <w:rsid w:val="00A10FD9"/>
     <w:rPr>
-      <w:rFonts w:eastAsiaTheme="majorEastAsia" w:cstheme="majorBidi"/>
+      <w:rFonts w:eastAsiaTheme="majorEastAsia" w:cstheme="majorBidi" w:ascii="Times New Roman" w:hAnsi="Times New Roman"/>
       <w:i/>
       <w:iCs/>
-      <w:color w:val="595959" w:themeColor="text1" w:themeTint="A6"/>
+      <w:color w:val="000000" w:themeTint="A6"/>
     </w:rPr>
   </w:style>
   <w:style w:type="character" w:customStyle="1" w:styleId="Heading7Char">
@@ -954,8 +954,8 @@
     <w:semiHidden/>
     <w:rsid w:val="00A10FD9"/>
     <w:rPr>
-      <w:rFonts w:eastAsiaTheme="majorEastAsia" w:cstheme="majorBidi"/>
-      <w:color w:val="595959" w:themeColor="text1" w:themeTint="A6"/>
+      <w:rFonts w:eastAsiaTheme="majorEastAsia" w:cstheme="majorBidi" w:ascii="Times New Roman" w:hAnsi="Times New Roman"/>
+      <w:color w:val="000000" w:themeTint="A6"/>
     </w:rPr>
   </w:style>
   <w:style w:type="character" w:customStyle="1" w:styleId="Heading8Char">
@@ -966,10 +966,10 @@
     <w:semiHidden/>
     <w:rsid w:val="00A10FD9"/>
     <w:rPr>
-      <w:rFonts w:eastAsiaTheme="majorEastAsia" w:cstheme="majorBidi"/>
+      <w:rFonts w:eastAsiaTheme="majorEastAsia" w:cstheme="majorBidi" w:ascii="Times New Roman" w:hAnsi="Times New Roman"/>
       <w:i/>
       <w:iCs/>
-      <w:color w:val="272727" w:themeColor="text1" w:themeTint="D8"/>
+      <w:color w:val="000000" w:themeTint="D8"/>
     </w:rPr>
   </w:style>
   <w:style w:type="character" w:customStyle="1" w:styleId="Heading9Char">
@@ -980,8 +980,8 @@
     <w:semiHidden/>
     <w:rsid w:val="00A10FD9"/>
     <w:rPr>
-      <w:rFonts w:eastAsiaTheme="majorEastAsia" w:cstheme="majorBidi"/>
-      <w:color w:val="272727" w:themeColor="text1" w:themeTint="D8"/>
+      <w:rFonts w:eastAsiaTheme="majorEastAsia" w:cstheme="majorBidi" w:ascii="Times New Roman" w:hAnsi="Times New Roman"/>
+      <w:color w:val="000000" w:themeTint="D8"/>
     </w:rPr>
   </w:style>
   <w:style w:type="paragraph" w:styleId="BlockText">
@@ -1104,7 +1104,7 @@
     <w:name w:val="Verbatim Char"/>
     <w:basedOn w:val="BodyTextChar"/>
     <w:rPr>
-      <w:rFonts w:ascii="Consolas" w:hAnsi="Consolas"/>
+      <w:rFonts w:ascii="Times New Roman" w:hAnsi="Times New Roman"/>
       <w:sz w:val="22"/>
     </w:rPr>
   </w:style>
@@ -1123,7 +1123,7 @@
     <w:name w:val="Hyperlink"/>
     <w:basedOn w:val="BodyTextChar"/>
     <w:rPr>
-      <w:color w:val="4F81BD" w:themeColor="accent1"/>
+      <w:color w:val="000000"/>
     </w:rPr>
   </w:style>
   <w:style w:type="paragraph" w:styleId="TOCHeading">
@@ -1138,10 +1138,10 @@
       <w:outlineLvl w:val="9"/>
     </w:pPr>
     <w:rPr>
-      <w:rFonts w:asciiTheme="majorHAnsi" w:eastAsiaTheme="majorEastAsia" w:hAnsiTheme="majorHAnsi" w:cstheme="majorBidi"/>
+      <w:rFonts w:eastAsiaTheme="majorEastAsia" w:cstheme="majorBidi" w:ascii="Times New Roman" w:hAnsi="Times New Roman"/>
       <w:b w:val="0"/>
       <w:bCs w:val="0"/>
-      <w:color w:val="365F91" w:themeColor="accent1" w:themeShade="BF"/>
+      <w:color w:val="000000"/>
     </w:rPr>
   </w:style>
 </w:styles>

--- a/reference.docx
+++ b/reference.docx
@@ -1029,17 +1029,25 @@
     <w:qFormat/>
     <w:tblPr>
       <w:tblInd w:w="0" w:type="dxa"/>
+      <w:tblBorders>
+        <w:top w:val="single" w:sz="4" w:space="0" w:color="auto"/>
+        <w:left w:val="single" w:sz="4" w:space="0" w:color="auto"/>
+        <w:bottom w:val="single" w:sz="4" w:space="0" w:color="auto"/>
+        <w:right w:val="single" w:sz="4" w:space="0" w:color="auto"/>
+        <w:insideH w:val="single" w:sz="4" w:space="0" w:color="auto"/>
+        <w:insideV w:val="single" w:sz="4" w:space="0" w:color="auto"/>
+      </w:tblBorders>
       <w:tblCellMar>
-        <w:top w:w="0" w:type="dxa"/>
+        <w:top w:w="40" w:type="dxa"/>
         <w:left w:w="108" w:type="dxa"/>
-        <w:bottom w:w="0" w:type="dxa"/>
+        <w:bottom w:w="40" w:type="dxa"/>
         <w:right w:w="108" w:type="dxa"/>
       </w:tblCellMar>
     </w:tblPr>
     <w:tblStylePr w:type="firstRow">
       <w:tcPr>
         <w:tcBorders>
-          <w:bottom w:val="single"/>
+          <w:bottom w:val="single" w:sz="8" w:space="0" w:color="auto"/>
         </w:tcBorders>
         <w:vAlign w:val="bottom"/>
       </w:tcPr>
